--- a/courseware/LP-ISO 14001-2015 Internal Auditor Training.docx
+++ b/courseware/LP-ISO 14001-2015 Internal Auditor Training.docx
@@ -189,7 +189,7 @@
           <w:color w:val="1F6FEB"/>
           <w:sz w:val="24"/>
         </w:rPr>
-        <w:t>Version 5.0</w:t>
+        <w:t>Version 6.0</w:t>
       </w:r>
     </w:p>
     <w:p>
@@ -589,6 +589,68 @@
                 <w:sz w:val="19"/>
               </w:rPr>
               <w:t>Full content rebuild against ISO 14001:2015 and ISO 19011:2018. Schedule corrected to 14 h facilitation + 2 h assessment with no timing gaps. Three case-study activities added (GreenPack, AquaPure, EcoTech) with slide references generated from the deck.</w:t>
+            </w:r>
+          </w:p>
+        </w:tc>
+        <w:tc>
+          <w:tcPr>
+            <w:tcW w:type="dxa" w:w="3535"/>
+          </w:tcPr>
+          <w:p>
+            <w:r/>
+            <w:r>
+              <w:rPr>
+                <w:rFonts w:ascii="Arial" w:hAnsi="Arial"/>
+                <w:sz w:val="19"/>
+              </w:rPr>
+              <w:t>Tertiary Infotech Academy</w:t>
+            </w:r>
+          </w:p>
+        </w:tc>
+      </w:tr>
+      <w:tr>
+        <w:tc>
+          <w:tcPr>
+            <w:tcW w:type="dxa" w:w="3535"/>
+          </w:tcPr>
+          <w:p>
+            <w:r/>
+            <w:r>
+              <w:rPr>
+                <w:rFonts w:ascii="Arial" w:hAnsi="Arial"/>
+                <w:sz w:val="19"/>
+              </w:rPr>
+              <w:t>6.0</w:t>
+            </w:r>
+          </w:p>
+        </w:tc>
+        <w:tc>
+          <w:tcPr>
+            <w:tcW w:type="dxa" w:w="3535"/>
+          </w:tcPr>
+          <w:p>
+            <w:r/>
+            <w:r>
+              <w:rPr>
+                <w:rFonts w:ascii="Arial" w:hAnsi="Arial"/>
+                <w:sz w:val="19"/>
+              </w:rPr>
+              <w:t>17 August 2026</w:t>
+            </w:r>
+          </w:p>
+        </w:tc>
+        <w:tc>
+          <w:tcPr>
+            <w:tcW w:type="dxa" w:w="3535"/>
+          </w:tcPr>
+          <w:p>
+            <w:r/>
+            <w:r>
+              <w:rPr>
+                <w:rFonts w:ascii="Arial" w:hAnsi="Arial"/>
+                <w:sz w:val="19"/>
+              </w:rPr>
+              <w:t>Added the WSQ funding validity period (11 Apr 2025 to 10 Apr 2027) to the course information, the funding-criteria slide and the Learner Guide.</w:t>
             </w:r>
           </w:p>
         </w:tc>
@@ -1208,6 +1270,40 @@
                 <w:sz w:val="20"/>
               </w:rPr>
               <w:t>Competent (C) / Not Yet Competent (NYC)</w:t>
+            </w:r>
+          </w:p>
+        </w:tc>
+      </w:tr>
+      <w:tr>
+        <w:tc>
+          <w:tcPr>
+            <w:tcW w:type="dxa" w:w="3402"/>
+            <w:shd w:val="clear" w:color="auto" w:fill="F5F8FC"/>
+          </w:tcPr>
+          <w:p>
+            <w:r/>
+            <w:r>
+              <w:rPr>
+                <w:rFonts w:ascii="Arial" w:hAnsi="Arial"/>
+                <w:b/>
+                <w:sz w:val="20"/>
+              </w:rPr>
+              <w:t>Funding Validity</w:t>
+            </w:r>
+          </w:p>
+        </w:tc>
+        <w:tc>
+          <w:tcPr>
+            <w:tcW w:type="dxa" w:w="11339"/>
+          </w:tcPr>
+          <w:p>
+            <w:r/>
+            <w:r>
+              <w:rPr>
+                <w:rFonts w:ascii="Arial" w:hAnsi="Arial"/>
+                <w:sz w:val="20"/>
+              </w:rPr>
+              <w:t>11 Apr 2025 to 10 Apr 2027</w:t>
             </w:r>
           </w:p>
         </w:tc>
